--- a/results/H4/table_S5_lmm_group_movement_diagnostics.docx
+++ b/results/H4/table_S5_lmm_group_movement_diagnostics.docx
@@ -28,7 +28,7 @@
         <w:rPr/>
         <w:t xml:space="preserve">Table </w:t>
       </w:r>
-      <w:bookmarkStart w:id="e722c699-8d17-4c14-84b4-136a8b44892c" w:name="table"/>
+      <w:bookmarkStart w:id="5a415a4d-74d2-4b72-b5d5-a59510720d50" w:name="table"/>
       <w:r>
         <w:rPr/>
         <w:fldChar w:fldCharType="begin" w:dirty="true"/>
@@ -41,7 +41,7 @@
         <w:rPr/>
         <w:fldChar w:fldCharType="end" w:dirty="true"/>
       </w:r>
-      <w:bookmarkEnd w:id="e722c699-8d17-4c14-84b4-136a8b44892c"/>
+      <w:bookmarkEnd w:id="5a415a4d-74d2-4b72-b5d5-a59510720d50"/>
       <w:r>
         <w:rPr/>
         <w:t xml:space="preserve">. </w:t>

--- a/results/H4/table_S5_lmm_group_movement_diagnostics.docx
+++ b/results/H4/table_S5_lmm_group_movement_diagnostics.docx
@@ -28,7 +28,7 @@
         <w:rPr/>
         <w:t xml:space="preserve">Table </w:t>
       </w:r>
-      <w:bookmarkStart w:id="5a415a4d-74d2-4b72-b5d5-a59510720d50" w:name="table"/>
+      <w:bookmarkStart w:id="de0a1cd6-25ae-4016-944d-feecebbf4241" w:name="table"/>
       <w:r>
         <w:rPr/>
         <w:fldChar w:fldCharType="begin" w:dirty="true"/>
@@ -41,7 +41,7 @@
         <w:rPr/>
         <w:fldChar w:fldCharType="end" w:dirty="true"/>
       </w:r>
-      <w:bookmarkEnd w:id="5a415a4d-74d2-4b72-b5d5-a59510720d50"/>
+      <w:bookmarkEnd w:id="de0a1cd6-25ae-4016-944d-feecebbf4241"/>
       <w:r>
         <w:rPr/>
         <w:t xml:space="preserve">. </w:t>

--- a/results/H4/table_S5_lmm_group_movement_diagnostics.docx
+++ b/results/H4/table_S5_lmm_group_movement_diagnostics.docx
@@ -28,7 +28,7 @@
         <w:rPr/>
         <w:t xml:space="preserve">Table </w:t>
       </w:r>
-      <w:bookmarkStart w:id="de0a1cd6-25ae-4016-944d-feecebbf4241" w:name="table"/>
+      <w:bookmarkStart w:id="61cdebc1-d781-42bb-9bc1-02def0b739c6" w:name="table"/>
       <w:r>
         <w:rPr/>
         <w:fldChar w:fldCharType="begin" w:dirty="true"/>
@@ -41,7 +41,7 @@
         <w:rPr/>
         <w:fldChar w:fldCharType="end" w:dirty="true"/>
       </w:r>
-      <w:bookmarkEnd w:id="de0a1cd6-25ae-4016-944d-feecebbf4241"/>
+      <w:bookmarkEnd w:id="61cdebc1-d781-42bb-9bc1-02def0b739c6"/>
       <w:r>
         <w:rPr/>
         <w:t xml:space="preserve">. </w:t>
